--- a/terceiroSemestre/ihc/projeto/novo_projeto/documentacao_ihc_peruibe.docx
+++ b/terceiroSemestre/ihc/projeto/novo_projeto/documentacao_ihc_peruibe.docx
@@ -12,7 +12,7 @@
           <w:noProof/>
         </w:rPr>
         <w:drawing>
-          <wp:inline distT="0" distB="0" distL="0" distR="0" wp14:anchorId="05DFE12B" wp14:editId="1C056145">
+          <wp:inline distT="0" distB="0" distL="0" distR="0" wp14:anchorId="05DFE12B" wp14:editId="6962EA9B">
             <wp:extent cx="1620827" cy="602869"/>
             <wp:effectExtent l="0" t="0" r="0" b="6985"/>
             <wp:docPr id="3" name="Imagem 1"/>
@@ -4510,26 +4510,229 @@
     </w:p>
     <w:p/>
     <w:p>
-      <w:hyperlink r:id="rId14" w:history="1">
-        <w:r>
-          <w:rPr>
-            <w:rStyle w:val="Hyperlink"/>
-          </w:rPr>
-          <w:t>https://www.figma.com/de</w:t>
-        </w:r>
-        <w:r>
-          <w:rPr>
-            <w:rStyle w:val="Hyperlink"/>
-          </w:rPr>
-          <w:t>s</w:t>
-        </w:r>
-        <w:r>
-          <w:rPr>
-            <w:rStyle w:val="Hyperlink"/>
-          </w:rPr>
-          <w:t>ign/KwRShjnG9QVNK3goBRsD0p/Untitled?node-id=0-1&amp;t=Q6EPqiVOusOLSyRv-1</w:t>
-        </w:r>
-      </w:hyperlink>
+      <w:r>
+        <w:rPr>
+          <w:noProof/>
+        </w:rPr>
+        <w:lastRenderedPageBreak/>
+        <w:drawing>
+          <wp:inline distT="0" distB="0" distL="0" distR="0" wp14:anchorId="1D525A12" wp14:editId="2A646AD3">
+            <wp:extent cx="5749925" cy="2356485"/>
+            <wp:effectExtent l="0" t="0" r="3175" b="5715"/>
+            <wp:docPr id="177131565" name="Imagem 1"/>
+            <wp:cNvGraphicFramePr>
+              <a:graphicFrameLocks xmlns:a="http://schemas.openxmlformats.org/drawingml/2006/main" noChangeAspect="1"/>
+            </wp:cNvGraphicFramePr>
+            <a:graphic xmlns:a="http://schemas.openxmlformats.org/drawingml/2006/main">
+              <a:graphicData uri="http://schemas.openxmlformats.org/drawingml/2006/picture">
+                <pic:pic xmlns:pic="http://schemas.openxmlformats.org/drawingml/2006/picture">
+                  <pic:nvPicPr>
+                    <pic:cNvPr id="0" name="Picture 1"/>
+                    <pic:cNvPicPr>
+                      <a:picLocks noChangeAspect="1" noChangeArrowheads="1"/>
+                    </pic:cNvPicPr>
+                  </pic:nvPicPr>
+                  <pic:blipFill>
+                    <a:blip r:embed="rId14" cstate="print">
+                      <a:extLst>
+                        <a:ext uri="{28A0092B-C50C-407E-A947-70E740481C1C}">
+                          <a14:useLocalDpi xmlns:a14="http://schemas.microsoft.com/office/drawing/2010/main" val="0"/>
+                        </a:ext>
+                      </a:extLst>
+                    </a:blip>
+                    <a:srcRect/>
+                    <a:stretch>
+                      <a:fillRect/>
+                    </a:stretch>
+                  </pic:blipFill>
+                  <pic:spPr bwMode="auto">
+                    <a:xfrm>
+                      <a:off x="0" y="0"/>
+                      <a:ext cx="5749925" cy="2356485"/>
+                    </a:xfrm>
+                    <a:prstGeom prst="rect">
+                      <a:avLst/>
+                    </a:prstGeom>
+                    <a:noFill/>
+                    <a:ln>
+                      <a:noFill/>
+                    </a:ln>
+                  </pic:spPr>
+                </pic:pic>
+              </a:graphicData>
+            </a:graphic>
+          </wp:inline>
+        </w:drawing>
+      </w:r>
+    </w:p>
+    <w:p>
+      <w:r>
+        <w:rPr>
+          <w:noProof/>
+        </w:rPr>
+        <w:drawing>
+          <wp:inline distT="0" distB="0" distL="0" distR="0" wp14:anchorId="17C9F94F" wp14:editId="42935D05">
+            <wp:extent cx="5758815" cy="2453005"/>
+            <wp:effectExtent l="0" t="0" r="0" b="4445"/>
+            <wp:docPr id="741868757" name="Imagem 2"/>
+            <wp:cNvGraphicFramePr>
+              <a:graphicFrameLocks xmlns:a="http://schemas.openxmlformats.org/drawingml/2006/main" noChangeAspect="1"/>
+            </wp:cNvGraphicFramePr>
+            <a:graphic xmlns:a="http://schemas.openxmlformats.org/drawingml/2006/main">
+              <a:graphicData uri="http://schemas.openxmlformats.org/drawingml/2006/picture">
+                <pic:pic xmlns:pic="http://schemas.openxmlformats.org/drawingml/2006/picture">
+                  <pic:nvPicPr>
+                    <pic:cNvPr id="0" name="Picture 2"/>
+                    <pic:cNvPicPr>
+                      <a:picLocks noChangeAspect="1" noChangeArrowheads="1"/>
+                    </pic:cNvPicPr>
+                  </pic:nvPicPr>
+                  <pic:blipFill>
+                    <a:blip r:embed="rId15" cstate="print">
+                      <a:extLst>
+                        <a:ext uri="{28A0092B-C50C-407E-A947-70E740481C1C}">
+                          <a14:useLocalDpi xmlns:a14="http://schemas.microsoft.com/office/drawing/2010/main" val="0"/>
+                        </a:ext>
+                      </a:extLst>
+                    </a:blip>
+                    <a:srcRect/>
+                    <a:stretch>
+                      <a:fillRect/>
+                    </a:stretch>
+                  </pic:blipFill>
+                  <pic:spPr bwMode="auto">
+                    <a:xfrm>
+                      <a:off x="0" y="0"/>
+                      <a:ext cx="5758815" cy="2453005"/>
+                    </a:xfrm>
+                    <a:prstGeom prst="rect">
+                      <a:avLst/>
+                    </a:prstGeom>
+                    <a:noFill/>
+                    <a:ln>
+                      <a:noFill/>
+                    </a:ln>
+                  </pic:spPr>
+                </pic:pic>
+              </a:graphicData>
+            </a:graphic>
+          </wp:inline>
+        </w:drawing>
+      </w:r>
+    </w:p>
+    <w:p/>
+    <w:p/>
+    <w:p/>
+    <w:p>
+      <w:r>
+        <w:rPr>
+          <w:noProof/>
+        </w:rPr>
+        <w:drawing>
+          <wp:inline distT="0" distB="0" distL="0" distR="0" wp14:anchorId="74DEB8C6" wp14:editId="1A1F6C88">
+            <wp:extent cx="5758815" cy="2365375"/>
+            <wp:effectExtent l="0" t="0" r="0" b="0"/>
+            <wp:docPr id="2097231049" name="Imagem 3"/>
+            <wp:cNvGraphicFramePr>
+              <a:graphicFrameLocks xmlns:a="http://schemas.openxmlformats.org/drawingml/2006/main" noChangeAspect="1"/>
+            </wp:cNvGraphicFramePr>
+            <a:graphic xmlns:a="http://schemas.openxmlformats.org/drawingml/2006/main">
+              <a:graphicData uri="http://schemas.openxmlformats.org/drawingml/2006/picture">
+                <pic:pic xmlns:pic="http://schemas.openxmlformats.org/drawingml/2006/picture">
+                  <pic:nvPicPr>
+                    <pic:cNvPr id="0" name="Picture 3"/>
+                    <pic:cNvPicPr>
+                      <a:picLocks noChangeAspect="1" noChangeArrowheads="1"/>
+                    </pic:cNvPicPr>
+                  </pic:nvPicPr>
+                  <pic:blipFill>
+                    <a:blip r:embed="rId16" cstate="print">
+                      <a:extLst>
+                        <a:ext uri="{28A0092B-C50C-407E-A947-70E740481C1C}">
+                          <a14:useLocalDpi xmlns:a14="http://schemas.microsoft.com/office/drawing/2010/main" val="0"/>
+                        </a:ext>
+                      </a:extLst>
+                    </a:blip>
+                    <a:srcRect/>
+                    <a:stretch>
+                      <a:fillRect/>
+                    </a:stretch>
+                  </pic:blipFill>
+                  <pic:spPr bwMode="auto">
+                    <a:xfrm>
+                      <a:off x="0" y="0"/>
+                      <a:ext cx="5758815" cy="2365375"/>
+                    </a:xfrm>
+                    <a:prstGeom prst="rect">
+                      <a:avLst/>
+                    </a:prstGeom>
+                    <a:noFill/>
+                    <a:ln>
+                      <a:noFill/>
+                    </a:ln>
+                  </pic:spPr>
+                </pic:pic>
+              </a:graphicData>
+            </a:graphic>
+          </wp:inline>
+        </w:drawing>
+      </w:r>
+    </w:p>
+    <w:p>
+      <w:r>
+        <w:rPr>
+          <w:noProof/>
+        </w:rPr>
+        <w:lastRenderedPageBreak/>
+        <w:drawing>
+          <wp:inline distT="0" distB="0" distL="0" distR="0" wp14:anchorId="45AB0FDC" wp14:editId="5B7E5F6B">
+            <wp:extent cx="5758815" cy="1811020"/>
+            <wp:effectExtent l="0" t="0" r="0" b="0"/>
+            <wp:docPr id="994434610" name="Imagem 5"/>
+            <wp:cNvGraphicFramePr>
+              <a:graphicFrameLocks xmlns:a="http://schemas.openxmlformats.org/drawingml/2006/main" noChangeAspect="1"/>
+            </wp:cNvGraphicFramePr>
+            <a:graphic xmlns:a="http://schemas.openxmlformats.org/drawingml/2006/main">
+              <a:graphicData uri="http://schemas.openxmlformats.org/drawingml/2006/picture">
+                <pic:pic xmlns:pic="http://schemas.openxmlformats.org/drawingml/2006/picture">
+                  <pic:nvPicPr>
+                    <pic:cNvPr id="0" name="Picture 5"/>
+                    <pic:cNvPicPr>
+                      <a:picLocks noChangeAspect="1" noChangeArrowheads="1"/>
+                    </pic:cNvPicPr>
+                  </pic:nvPicPr>
+                  <pic:blipFill>
+                    <a:blip r:embed="rId17" cstate="print">
+                      <a:extLst>
+                        <a:ext uri="{28A0092B-C50C-407E-A947-70E740481C1C}">
+                          <a14:useLocalDpi xmlns:a14="http://schemas.microsoft.com/office/drawing/2010/main" val="0"/>
+                        </a:ext>
+                      </a:extLst>
+                    </a:blip>
+                    <a:srcRect/>
+                    <a:stretch>
+                      <a:fillRect/>
+                    </a:stretch>
+                  </pic:blipFill>
+                  <pic:spPr bwMode="auto">
+                    <a:xfrm>
+                      <a:off x="0" y="0"/>
+                      <a:ext cx="5758815" cy="1811020"/>
+                    </a:xfrm>
+                    <a:prstGeom prst="rect">
+                      <a:avLst/>
+                    </a:prstGeom>
+                    <a:noFill/>
+                    <a:ln>
+                      <a:noFill/>
+                    </a:ln>
+                  </pic:spPr>
+                </pic:pic>
+              </a:graphicData>
+            </a:graphic>
+          </wp:inline>
+        </w:drawing>
+      </w:r>
     </w:p>
     <w:p/>
     <w:p>
@@ -4606,7 +4809,6 @@
         <w:spacing w:after="80"/>
       </w:pPr>
       <w:r>
-        <w:lastRenderedPageBreak/>
         <w:t>Paleta de cores revisada para atender aos requisitos de contraste da WCAG AA.</w:t>
       </w:r>
     </w:p>
@@ -4748,7 +4950,14 @@
         <w:rPr>
           <w:color w:val="000000"/>
         </w:rPr>
-        <w:t>Este trabalho reforça a importância da Interação Humano-Computador no desenvolvimento e manutenção de sistemas. Um site público, acessado por cidadãos de diferentes perfis e necessidades, precisa ser desenvolvido com critérios claros de IHC desde o planejamento — e não apenas corrigido pontualmente após reclamações. A aplicação de testes de usabilidade, revisões de acessibilidade e avaliações periódicas de arquitetura da informação são investimentos que melhoram diretamente a relação entre o poder público e a população.</w:t>
+        <w:t xml:space="preserve">Este trabalho reforça a importância da Interação Humano-Computador no desenvolvimento e manutenção de sistemas. Um site público, acessado por cidadãos de diferentes perfis e necessidades, precisa ser desenvolvido com critérios claros de IHC desde o planejamento — e não apenas corrigido pontualmente após reclamações. A aplicação de testes de usabilidade, revisões de acessibilidade e </w:t>
+      </w:r>
+      <w:r>
+        <w:rPr>
+          <w:color w:val="000000"/>
+        </w:rPr>
+        <w:lastRenderedPageBreak/>
+        <w:t>avaliações periódicas de arquitetura da informação são investimentos que melhoram diretamente a relação entre o poder público e a população.</w:t>
       </w:r>
     </w:p>
     <w:sectPr>
